--- a/figuras_e_relatorios/relatorio_classificacao.docx
+++ b/figuras_e_relatorios/relatorio_classificacao.docx
@@ -2,75 +2,7 @@
 <file path=word/document.xml><?xml version="1.0" encoding="utf-8"?>
 <w:document xmlns:w="http://schemas.openxmlformats.org/wordprocessingml/2006/main" xmlns:m="http://schemas.openxmlformats.org/officeDocument/2006/math" xmlns:r="http://schemas.openxmlformats.org/officeDocument/2006/relationships" xmlns:o="urn:schemas-microsoft-com:office:office" xmlns:v="urn:schemas-microsoft-com:vml" xmlns:w10="urn:schemas-microsoft-com:office:word" xmlns:a="http://schemas.openxmlformats.org/drawingml/2006/main" xmlns:pic="http://schemas.openxmlformats.org/drawingml/2006/picture" xmlns:wp="http://schemas.openxmlformats.org/drawingml/2006/wordprocessingDrawing">
   <w:body>
-    <w:p>
-      <w:pPr>
-        <w:pStyle w:val="Title"/>
-      </w:pPr>
-      <w:r>
-        <w:t xml:space="preserve">Relatório</w:t>
-      </w:r>
-      <w:r>
-        <w:t xml:space="preserve"> </w:t>
-      </w:r>
-      <w:r>
-        <w:t xml:space="preserve">Classificação</w:t>
-      </w:r>
-    </w:p>
-    <w:p>
-      <w:pPr>
-        <w:pStyle w:val="Author"/>
-      </w:pPr>
-      <w:r>
-        <w:t xml:space="preserve">Danilo</w:t>
-      </w:r>
-      <w:r>
-        <w:t xml:space="preserve"> </w:t>
-      </w:r>
-      <w:r>
-        <w:t xml:space="preserve">Pereira</w:t>
-      </w:r>
-      <w:r>
-        <w:t xml:space="preserve"> </w:t>
-      </w:r>
-      <w:r>
-        <w:t xml:space="preserve">Mori</w:t>
-      </w:r>
-    </w:p>
-    <w:p>
-      <w:pPr>
-        <w:pStyle w:val="Date"/>
-      </w:pPr>
-      <w:r>
-        <w:t xml:space="preserve">2026-07-27</w:t>
-      </w:r>
-    </w:p>
-    <w:sdt>
-      <w:sdtPr>
-        <w:docPartObj>
-          <w:docPartGallery w:val="Table of Contents"/>
-          <w:docPartUnique/>
-        </w:docPartObj>
-      </w:sdtPr>
-      <w:sdtContent>
-        <w:p>
-          <w:pPr>
-            <w:pStyle w:val="TOCHeading"/>
-          </w:pPr>
-          <w:r>
-            <w:t xml:space="preserve">Table of Contents</w:t>
-          </w:r>
-        </w:p>
-        <w:p>
-          <w:r>
-            <w:fldChar w:fldCharType="begin" w:dirty="true"/>
-            <w:instrText xml:space="preserve">TOC \o "1-3" \h \z \u</w:instrText>
-            <w:fldChar w:fldCharType="separate"/>
-            <w:fldChar w:fldCharType="end"/>
-          </w:r>
-        </w:p>
-      </w:sdtContent>
-    </w:sdt>
-    <w:bookmarkStart w:id="25" w:name="initial-data-processing"/>
+    <w:bookmarkStart w:id="22" w:name="context"/>
     <w:p>
       <w:pPr>
         <w:pStyle w:val="Heading1"/>
@@ -85,7 +17,7 @@
         <w:tab/>
       </w:r>
       <w:r>
-        <w:t xml:space="preserve">Initial data processing</w:t>
+        <w:t xml:space="preserve">Context</w:t>
       </w:r>
     </w:p>
     <w:p>
@@ -93,10 +25,161 @@
         <w:pStyle w:val="FirstParagraph"/>
       </w:pPr>
       <w:r>
-        <w:t xml:space="preserve">Classification of predictions into True Positive (TP), True Negative (TN), False Positive (FP), and False Negative (FN).</w:t>
+        <w:t xml:space="preserve">SaTScan statistics is the gold standard for territorial classification based on an area’s relative risk (RR) compared to the entire region. In our analysis, the area unit corresponds to the CIR and the region to São Paulo State, Brazil.</w:t>
       </w:r>
     </w:p>
-    <w:bookmarkStart w:id="24" w:name="métricas-de-classificação"/>
+    <w:p>
+      <w:pPr>
+        <w:pStyle w:val="BodyText"/>
+      </w:pPr>
+      <w:r>
+        <w:t xml:space="preserve">SaTScan was applied to the consolidated ground-truth data, the naive observations, and two Bayesian predictions (the standard median and the moving average of the median).</w:t>
+      </w:r>
+    </w:p>
+    <w:p>
+      <w:pPr>
+        <w:pStyle w:val="BodyText"/>
+      </w:pPr>
+      <w:r>
+        <w:t xml:space="preserve">Results were aggregated by epidemiological week and method, yielding four potential prediction outcomes:</w:t>
+      </w:r>
+      <w:r>
+        <w:t xml:space="preserve"> </w:t>
+      </w:r>
+      <w:r>
+        <w:t xml:space="preserve">- True Positive (TP): The method correctly identifies a significant</w:t>
+      </w:r>
+      <w:r>
+        <w:t xml:space="preserve"> </w:t>
+      </w:r>
+      <m:oMath>
+        <m:r>
+          <m:rPr>
+            <m:nor/>
+            <m:sty m:val="p"/>
+          </m:rPr>
+          <m:t>RR</m:t>
+        </m:r>
+        <m:r>
+          <m:rPr>
+            <m:sty m:val="p"/>
+          </m:rPr>
+          <m:t>&gt;</m:t>
+        </m:r>
+        <m:r>
+          <m:t>1</m:t>
+        </m:r>
+      </m:oMath>
+      <w:r>
+        <w:t xml:space="preserve">.</w:t>
+      </w:r>
+    </w:p>
+    <w:p>
+      <w:pPr>
+        <w:numPr>
+          <w:ilvl w:val="0"/>
+          <w:numId w:val="1001"/>
+        </w:numPr>
+      </w:pPr>
+      <w:r>
+        <w:t xml:space="preserve">True Negative (TN): The method correctly identifies a significant</w:t>
+      </w:r>
+      <w:r>
+        <w:t xml:space="preserve"> </w:t>
+      </w:r>
+      <m:oMath>
+        <m:r>
+          <m:rPr>
+            <m:nor/>
+            <m:sty m:val="p"/>
+          </m:rPr>
+          <m:t>RR</m:t>
+        </m:r>
+        <m:r>
+          <m:rPr>
+            <m:sty m:val="p"/>
+          </m:rPr>
+          <m:t>≤</m:t>
+        </m:r>
+        <m:r>
+          <m:t>1</m:t>
+        </m:r>
+      </m:oMath>
+      <w:r>
+        <w:t xml:space="preserve">.</w:t>
+      </w:r>
+    </w:p>
+    <w:p>
+      <w:pPr>
+        <w:numPr>
+          <w:ilvl w:val="0"/>
+          <w:numId w:val="1001"/>
+        </w:numPr>
+      </w:pPr>
+      <w:r>
+        <w:t xml:space="preserve">False Positive (FP): The method incorrectly identifies an</w:t>
+      </w:r>
+      <w:r>
+        <w:t xml:space="preserve"> </w:t>
+      </w:r>
+      <m:oMath>
+        <m:r>
+          <m:rPr>
+            <m:nor/>
+            <m:sty m:val="p"/>
+          </m:rPr>
+          <m:t>RR</m:t>
+        </m:r>
+        <m:r>
+          <m:rPr>
+            <m:sty m:val="p"/>
+          </m:rPr>
+          <m:t>&gt;</m:t>
+        </m:r>
+        <m:r>
+          <m:t>1</m:t>
+        </m:r>
+      </m:oMath>
+      <w:r>
+        <w:t xml:space="preserve">.</w:t>
+      </w:r>
+    </w:p>
+    <w:p>
+      <w:pPr>
+        <w:numPr>
+          <w:ilvl w:val="0"/>
+          <w:numId w:val="1001"/>
+        </w:numPr>
+      </w:pPr>
+      <w:r>
+        <w:t xml:space="preserve">False Negative (FN): The method incorrectly identifies an</w:t>
+      </w:r>
+      <w:r>
+        <w:t xml:space="preserve"> </w:t>
+      </w:r>
+      <m:oMath>
+        <m:r>
+          <m:rPr>
+            <m:nor/>
+            <m:sty m:val="p"/>
+          </m:rPr>
+          <m:t>RR</m:t>
+        </m:r>
+        <m:r>
+          <m:rPr>
+            <m:sty m:val="p"/>
+          </m:rPr>
+          <m:t>≤</m:t>
+        </m:r>
+        <m:r>
+          <m:t>1</m:t>
+        </m:r>
+      </m:oMath>
+      <w:r>
+        <w:t xml:space="preserve">.</w:t>
+      </w:r>
+    </w:p>
+    <w:bookmarkStart w:id="21" w:name="method-performance-evaluation"/>
     <w:p>
       <w:pPr>
         <w:pStyle w:val="Heading2"/>
@@ -111,7 +194,141 @@
         <w:tab/>
       </w:r>
       <w:r>
-        <w:t xml:space="preserve">Métricas de classificação</w:t>
+        <w:t xml:space="preserve">Method Performance Evaluation</w:t>
+      </w:r>
+    </w:p>
+    <w:p>
+      <w:pPr>
+        <w:pStyle w:val="FirstParagraph"/>
+      </w:pPr>
+      <w:r>
+        <w:t xml:space="preserve">To evaluate the predictive performance of each method, we calculated standard classification metrics based on the confusion matrix elements (TP, TN, FP, and FN).</w:t>
+      </w:r>
+    </w:p>
+    <w:p>
+      <w:pPr>
+        <w:pStyle w:val="BodyText"/>
+      </w:pPr>
+      <w:r>
+        <w:t xml:space="preserve">The classification analysis primary focuses on four key metrics:</w:t>
+      </w:r>
+    </w:p>
+    <w:p>
+      <w:pPr>
+        <w:pStyle w:val="BodyText"/>
+      </w:pPr>
+      <w:r>
+        <w:rPr>
+          <w:b/>
+          <w:bCs/>
+        </w:rPr>
+        <w:t xml:space="preserve">Sensitivity</w:t>
+      </w:r>
+      <w:r>
+        <w:t xml:space="preserve"> </w:t>
+      </w:r>
+      <w:r>
+        <w:t xml:space="preserve">and</w:t>
+      </w:r>
+      <w:r>
+        <w:t xml:space="preserve"> </w:t>
+      </w:r>
+      <w:r>
+        <w:rPr>
+          <w:b/>
+          <w:bCs/>
+        </w:rPr>
+        <w:t xml:space="preserve">Specificity</w:t>
+      </w:r>
+      <w:r>
+        <w:t xml:space="preserve"> </w:t>
+      </w:r>
+      <w:r>
+        <w:t xml:space="preserve">measure the method’s intrinsic capacity to correctly identify high-risk (</w:t>
+      </w:r>
+      <m:oMath>
+        <m:r>
+          <m:rPr>
+            <m:nor/>
+            <m:sty m:val="p"/>
+          </m:rPr>
+          <m:t>RR</m:t>
+        </m:r>
+        <m:r>
+          <m:rPr>
+            <m:sty m:val="p"/>
+          </m:rPr>
+          <m:t>&gt;</m:t>
+        </m:r>
+        <m:r>
+          <m:t>1</m:t>
+        </m:r>
+      </m:oMath>
+      <w:r>
+        <w:t xml:space="preserve">) and non-high-risk (</w:t>
+      </w:r>
+      <m:oMath>
+        <m:r>
+          <m:rPr>
+            <m:nor/>
+            <m:sty m:val="p"/>
+          </m:rPr>
+          <m:t>RR</m:t>
+        </m:r>
+        <m:r>
+          <m:rPr>
+            <m:sty m:val="p"/>
+          </m:rPr>
+          <m:t>≤</m:t>
+        </m:r>
+        <m:r>
+          <m:t>1</m:t>
+        </m:r>
+      </m:oMath>
+      <w:r>
+        <w:t xml:space="preserve">) areas, respectively.</w:t>
+      </w:r>
+    </w:p>
+    <w:p>
+      <w:pPr>
+        <w:pStyle w:val="BodyText"/>
+      </w:pPr>
+      <w:r>
+        <w:rPr>
+          <w:b/>
+          <w:bCs/>
+        </w:rPr>
+        <w:t xml:space="preserve">Positive Predictive Value (PPV)</w:t>
+      </w:r>
+      <w:r>
+        <w:t xml:space="preserve"> </w:t>
+      </w:r>
+      <w:r>
+        <w:t xml:space="preserve">and</w:t>
+      </w:r>
+      <w:r>
+        <w:t xml:space="preserve"> </w:t>
+      </w:r>
+      <w:r>
+        <w:rPr>
+          <w:b/>
+          <w:bCs/>
+        </w:rPr>
+        <w:t xml:space="preserve">Negative Predictive Value (NPV)</w:t>
+      </w:r>
+      <w:r>
+        <w:t xml:space="preserve"> </w:t>
+      </w:r>
+      <w:r>
+        <w:t xml:space="preserve">evaluate the post-test reliability of the predictions, quantifying the probability that a generated alert reflects a true elevated risk.</w:t>
+      </w:r>
+    </w:p>
+    <w:p>
+      <w:pPr>
+        <w:pStyle w:val="BodyText"/>
+      </w:pPr>
+      <w:r>
+        <w:t xml:space="preserve">Additionally, to account for potential class imbalances across epidemiological weeks, we computed overall performance measures, including Accuracy, Balanced Accuracy, and Youden’s Index. The mathematical definitions, descriptions, and epidemiological interpretations for all metrics are summarized in Table 1.</w:t>
       </w:r>
     </w:p>
     <w:p>
@@ -127,7 +344,7 @@
         <w:t xml:space="preserve"> </w:t>
       </w:r>
       <w:r>
-        <w:t xml:space="preserve">Tabela 1: Binary classification performance metrics used to evaluate nowcasting.</w:t>
+        <w:t xml:space="preserve">Binary classification performance metrics used to evaluate nowcasting.</w:t>
       </w:r>
     </w:p>
     <w:tbl xmlns:w="http://schemas.openxmlformats.org/wordprocessingml/2006/main" xmlns:r="http://schemas.openxmlformats.org/officeDocument/2006/relationships" xmlns:w14="http://schemas.microsoft.com/office/word/2010/wordml" xmlns:wp="http://schemas.openxmlformats.org/drawingml/2006/wordprocessingDrawing" xmlns:a="http://schemas.openxmlformats.org/drawingml/2006/main" xmlns:pic="http://schemas.openxmlformats.org/drawingml/2006/picture">
@@ -796,7 +1013,7 @@
                 <w:szCs w:val="20"/>
                 <w:color w:val="000000"/>
               </w:rPr>
-              <w:t xml:space="preserve">Ability of the method to correctly RR ≤ 1.</w:t>
+              <w:t xml:space="preserve">Ability of the method to correctly identify RR ≤ 1.</w:t>
             </w:r>
           </w:p>
         </w:tc>
@@ -1024,669 +1241,6 @@
       </w:tr>
       <w:tr>
         <w:trPr>
-          <w:trHeight w:val="584" w:hRule="auto"/>
-        </w:trPr>
-        <w:tc>
-          <w:tcPr>
-            <w:tcBorders>
-              <w:bottom w:val="none" w:sz="0" w:space="0" w:color="000000"/>
-              <w:top w:val="none" w:sz="0" w:space="0" w:color="000000"/>
-              <w:left w:val="none" w:sz="0" w:space="0" w:color="000000"/>
-              <w:right w:val="none" w:sz="0" w:space="0" w:color="000000"/>
-            </w:tcBorders>
-            <w:shd w:val="clear" w:color="auto" w:fill="FFFFFF"/>
-            <w:tcMar>
-              <w:top w:w="0" w:type="dxa"/>
-              <w:bottom w:w="0" w:type="dxa"/>
-              <w:left w:w="0" w:type="dxa"/>
-              <w:right w:w="0" w:type="dxa"/>
-            </w:tcMar>
-            <w:vAlign w:val="center"/>
-          </w:tcPr>
-          <w:p>
-            <w:pPr>
-              <w:jc w:val="left"/>
-              <w:pBdr>
-                <w:bottom w:val="none" w:sz="0" w:space="0" w:color="000000"/>
-                <w:top w:val="none" w:sz="0" w:space="0" w:color="000000"/>
-                <w:left w:val="none" w:sz="0" w:space="0" w:color="000000"/>
-                <w:right w:val="none" w:sz="0" w:space="0" w:color="000000"/>
-              </w:pBdr>
-              <w:spacing w:after="100" w:before="100" w:line="240"/>
-              <w:ind w:left="100" w:right="100" w:firstLine="0" w:firstLineChars="0"/>
-              <w:rPr>
-                <w:rFonts w:ascii="Arial" w:hAnsi="Arial" w:eastAsia="Arial" w:cs="Arial"/>
-                <w:i w:val="false"/>
-                <w:b w:val="false"/>
-                <w:u w:val="none"/>
-                <w:strike w:val="false"/>
-                <w:sz w:val="20"/>
-                <w:szCs w:val="20"/>
-                <w:color w:val="000000"/>
-              </w:rPr>
-            </w:pPr>
-            <w:r xmlns:w="http://schemas.openxmlformats.org/wordprocessingml/2006/main" xmlns:wp="http://schemas.openxmlformats.org/drawingml/2006/wordprocessingDrawing" xmlns:r="http://schemas.openxmlformats.org/officeDocument/2006/relationships" xmlns:w14="http://schemas.microsoft.com/office/word/2010/wordml">
-              <w:rPr>
-                <w:rFonts w:ascii="Arial" w:hAnsi="Arial" w:eastAsia="Arial" w:cs="Arial"/>
-                <w:i w:val="false"/>
-                <w:b w:val="false"/>
-                <w:u w:val="none"/>
-                <w:strike w:val="false"/>
-                <w:sz w:val="20"/>
-                <w:szCs w:val="20"/>
-                <w:color w:val="000000"/>
-              </w:rPr>
-              <w:t xml:space="preserve">Negative Predictive Value (NPV)</w:t>
-            </w:r>
-          </w:p>
-        </w:tc>
-        <w:tc>
-          <w:tcPr>
-            <w:tcBorders>
-              <w:bottom w:val="none" w:sz="0" w:space="0" w:color="000000"/>
-              <w:top w:val="none" w:sz="0" w:space="0" w:color="000000"/>
-              <w:left w:val="none" w:sz="0" w:space="0" w:color="000000"/>
-              <w:right w:val="none" w:sz="0" w:space="0" w:color="000000"/>
-            </w:tcBorders>
-            <w:shd w:val="clear" w:color="auto" w:fill="FFFFFF"/>
-            <w:tcMar>
-              <w:top w:w="0" w:type="dxa"/>
-              <w:bottom w:w="0" w:type="dxa"/>
-              <w:left w:w="0" w:type="dxa"/>
-              <w:right w:w="0" w:type="dxa"/>
-            </w:tcMar>
-            <w:vAlign w:val="center"/>
-          </w:tcPr>
-          <w:p>
-            <w:pPr>
-              <w:jc w:val="center"/>
-              <w:pBdr>
-                <w:bottom w:val="none" w:sz="0" w:space="0" w:color="000000"/>
-                <w:top w:val="none" w:sz="0" w:space="0" w:color="000000"/>
-                <w:left w:val="none" w:sz="0" w:space="0" w:color="000000"/>
-                <w:right w:val="none" w:sz="0" w:space="0" w:color="000000"/>
-              </w:pBdr>
-              <w:spacing w:after="100" w:before="100" w:line="240"/>
-              <w:ind w:left="100" w:right="100" w:firstLine="0" w:firstLineChars="0"/>
-              <w:rPr>
-                <w:rFonts w:ascii="Arial" w:hAnsi="Arial" w:eastAsia="Arial" w:cs="Arial"/>
-                <w:i w:val="false"/>
-                <w:b w:val="false"/>
-                <w:u w:val="none"/>
-                <w:strike w:val="false"/>
-                <w:sz w:val="20"/>
-                <w:szCs w:val="20"/>
-                <w:color w:val="000000"/>
-              </w:rPr>
-            </w:pPr>
-            <w:r xmlns:w="http://schemas.openxmlformats.org/wordprocessingml/2006/main" xmlns:wp="http://schemas.openxmlformats.org/drawingml/2006/wordprocessingDrawing" xmlns:r="http://schemas.openxmlformats.org/officeDocument/2006/relationships" xmlns:w14="http://schemas.microsoft.com/office/word/2010/wordml">
-              <w:rPr>
-                <w:rFonts w:ascii="Arial" w:hAnsi="Arial" w:eastAsia="Arial" w:cs="Arial"/>
-                <w:i w:val="false"/>
-                <w:b w:val="false"/>
-                <w:u w:val="none"/>
-                <w:strike w:val="false"/>
-                <w:sz w:val="20"/>
-                <w:szCs w:val="20"/>
-                <w:color w:val="000000"/>
-              </w:rPr>
-              <w:t xml:space="preserve">TN / (TN + FN)</w:t>
-            </w:r>
-          </w:p>
-        </w:tc>
-        <w:tc>
-          <w:tcPr>
-            <w:tcBorders>
-              <w:bottom w:val="none" w:sz="0" w:space="0" w:color="000000"/>
-              <w:top w:val="none" w:sz="0" w:space="0" w:color="000000"/>
-              <w:left w:val="none" w:sz="0" w:space="0" w:color="000000"/>
-              <w:right w:val="none" w:sz="0" w:space="0" w:color="000000"/>
-            </w:tcBorders>
-            <w:shd w:val="clear" w:color="auto" w:fill="FFFFFF"/>
-            <w:tcMar>
-              <w:top w:w="0" w:type="dxa"/>
-              <w:bottom w:w="0" w:type="dxa"/>
-              <w:left w:w="0" w:type="dxa"/>
-              <w:right w:w="0" w:type="dxa"/>
-            </w:tcMar>
-            <w:vAlign w:val="center"/>
-          </w:tcPr>
-          <w:p>
-            <w:pPr>
-              <w:jc w:val="left"/>
-              <w:pBdr>
-                <w:bottom w:val="none" w:sz="0" w:space="0" w:color="000000"/>
-                <w:top w:val="none" w:sz="0" w:space="0" w:color="000000"/>
-                <w:left w:val="none" w:sz="0" w:space="0" w:color="000000"/>
-                <w:right w:val="none" w:sz="0" w:space="0" w:color="000000"/>
-              </w:pBdr>
-              <w:spacing w:after="100" w:before="100" w:line="240"/>
-              <w:ind w:left="100" w:right="100" w:firstLine="0" w:firstLineChars="0"/>
-              <w:rPr>
-                <w:rFonts w:ascii="Arial" w:hAnsi="Arial" w:eastAsia="Arial" w:cs="Arial"/>
-                <w:i w:val="false"/>
-                <w:b w:val="false"/>
-                <w:u w:val="none"/>
-                <w:strike w:val="false"/>
-                <w:sz w:val="20"/>
-                <w:szCs w:val="20"/>
-                <w:color w:val="000000"/>
-              </w:rPr>
-            </w:pPr>
-            <w:r xmlns:w="http://schemas.openxmlformats.org/wordprocessingml/2006/main" xmlns:wp="http://schemas.openxmlformats.org/drawingml/2006/wordprocessingDrawing" xmlns:r="http://schemas.openxmlformats.org/officeDocument/2006/relationships" xmlns:w14="http://schemas.microsoft.com/office/word/2010/wordml">
-              <w:rPr>
-                <w:rFonts w:ascii="Arial" w:hAnsi="Arial" w:eastAsia="Arial" w:cs="Arial"/>
-                <w:i w:val="false"/>
-                <w:b w:val="false"/>
-                <w:u w:val="none"/>
-                <w:strike w:val="false"/>
-                <w:sz w:val="20"/>
-                <w:szCs w:val="20"/>
-                <w:color w:val="000000"/>
-              </w:rPr>
-              <w:t xml:space="preserve">Probability that a negative classification corresponds to a true negative.</w:t>
-            </w:r>
-          </w:p>
-        </w:tc>
-        <w:tc>
-          <w:tcPr>
-            <w:tcBorders>
-              <w:bottom w:val="none" w:sz="0" w:space="0" w:color="000000"/>
-              <w:top w:val="none" w:sz="0" w:space="0" w:color="000000"/>
-              <w:left w:val="none" w:sz="0" w:space="0" w:color="000000"/>
-              <w:right w:val="none" w:sz="0" w:space="0" w:color="000000"/>
-            </w:tcBorders>
-            <w:shd w:val="clear" w:color="auto" w:fill="FFFFFF"/>
-            <w:tcMar>
-              <w:top w:w="0" w:type="dxa"/>
-              <w:bottom w:w="0" w:type="dxa"/>
-              <w:left w:w="0" w:type="dxa"/>
-              <w:right w:w="0" w:type="dxa"/>
-            </w:tcMar>
-            <w:vAlign w:val="center"/>
-          </w:tcPr>
-          <w:p>
-            <w:pPr>
-              <w:jc w:val="left"/>
-              <w:pBdr>
-                <w:bottom w:val="none" w:sz="0" w:space="0" w:color="000000"/>
-                <w:top w:val="none" w:sz="0" w:space="0" w:color="000000"/>
-                <w:left w:val="none" w:sz="0" w:space="0" w:color="000000"/>
-                <w:right w:val="none" w:sz="0" w:space="0" w:color="000000"/>
-              </w:pBdr>
-              <w:spacing w:after="100" w:before="100" w:line="240"/>
-              <w:ind w:left="100" w:right="100" w:firstLine="0" w:firstLineChars="0"/>
-              <w:rPr>
-                <w:rFonts w:ascii="Arial" w:hAnsi="Arial" w:eastAsia="Arial" w:cs="Arial"/>
-                <w:i w:val="false"/>
-                <w:b w:val="false"/>
-                <w:u w:val="none"/>
-                <w:strike w:val="false"/>
-                <w:sz w:val="20"/>
-                <w:szCs w:val="20"/>
-                <w:color w:val="000000"/>
-              </w:rPr>
-            </w:pPr>
-            <w:r xmlns:w="http://schemas.openxmlformats.org/wordprocessingml/2006/main" xmlns:wp="http://schemas.openxmlformats.org/drawingml/2006/wordprocessingDrawing" xmlns:r="http://schemas.openxmlformats.org/officeDocument/2006/relationships" xmlns:w14="http://schemas.microsoft.com/office/word/2010/wordml">
-              <w:rPr>
-                <w:rFonts w:ascii="Arial" w:hAnsi="Arial" w:eastAsia="Arial" w:cs="Arial"/>
-                <w:i w:val="false"/>
-                <w:b w:val="false"/>
-                <w:u w:val="none"/>
-                <w:strike w:val="false"/>
-                <w:sz w:val="20"/>
-                <w:szCs w:val="20"/>
-                <w:color w:val="000000"/>
-              </w:rPr>
-              <w:t xml:space="preserve">Reliability of negative classifications generated by the method.</w:t>
-            </w:r>
-          </w:p>
-        </w:tc>
-      </w:tr>
-      <w:tr>
-        <w:trPr>
-          <w:trHeight w:val="584" w:hRule="auto"/>
-        </w:trPr>
-        <w:tc>
-          <w:tcPr>
-            <w:tcBorders>
-              <w:bottom w:val="none" w:sz="0" w:space="0" w:color="000000"/>
-              <w:top w:val="none" w:sz="0" w:space="0" w:color="000000"/>
-              <w:left w:val="none" w:sz="0" w:space="0" w:color="000000"/>
-              <w:right w:val="none" w:sz="0" w:space="0" w:color="000000"/>
-            </w:tcBorders>
-            <w:shd w:val="clear" w:color="auto" w:fill="FFFFFF"/>
-            <w:tcMar>
-              <w:top w:w="0" w:type="dxa"/>
-              <w:bottom w:w="0" w:type="dxa"/>
-              <w:left w:w="0" w:type="dxa"/>
-              <w:right w:w="0" w:type="dxa"/>
-            </w:tcMar>
-            <w:vAlign w:val="center"/>
-          </w:tcPr>
-          <w:p>
-            <w:pPr>
-              <w:jc w:val="left"/>
-              <w:pBdr>
-                <w:bottom w:val="none" w:sz="0" w:space="0" w:color="000000"/>
-                <w:top w:val="none" w:sz="0" w:space="0" w:color="000000"/>
-                <w:left w:val="none" w:sz="0" w:space="0" w:color="000000"/>
-                <w:right w:val="none" w:sz="0" w:space="0" w:color="000000"/>
-              </w:pBdr>
-              <w:spacing w:after="100" w:before="100" w:line="240"/>
-              <w:ind w:left="100" w:right="100" w:firstLine="0" w:firstLineChars="0"/>
-              <w:rPr>
-                <w:rFonts w:ascii="Arial" w:hAnsi="Arial" w:eastAsia="Arial" w:cs="Arial"/>
-                <w:i w:val="false"/>
-                <w:b w:val="false"/>
-                <w:u w:val="none"/>
-                <w:strike w:val="false"/>
-                <w:sz w:val="20"/>
-                <w:szCs w:val="20"/>
-                <w:color w:val="000000"/>
-              </w:rPr>
-            </w:pPr>
-            <w:r xmlns:w="http://schemas.openxmlformats.org/wordprocessingml/2006/main" xmlns:wp="http://schemas.openxmlformats.org/drawingml/2006/wordprocessingDrawing" xmlns:r="http://schemas.openxmlformats.org/officeDocument/2006/relationships" xmlns:w14="http://schemas.microsoft.com/office/word/2010/wordml">
-              <w:rPr>
-                <w:rFonts w:ascii="Arial" w:hAnsi="Arial" w:eastAsia="Arial" w:cs="Arial"/>
-                <w:i w:val="false"/>
-                <w:b w:val="false"/>
-                <w:u w:val="none"/>
-                <w:strike w:val="false"/>
-                <w:sz w:val="20"/>
-                <w:szCs w:val="20"/>
-                <w:color w:val="000000"/>
-              </w:rPr>
-              <w:t xml:space="preserve">Accuracy</w:t>
-            </w:r>
-          </w:p>
-        </w:tc>
-        <w:tc>
-          <w:tcPr>
-            <w:tcBorders>
-              <w:bottom w:val="none" w:sz="0" w:space="0" w:color="000000"/>
-              <w:top w:val="none" w:sz="0" w:space="0" w:color="000000"/>
-              <w:left w:val="none" w:sz="0" w:space="0" w:color="000000"/>
-              <w:right w:val="none" w:sz="0" w:space="0" w:color="000000"/>
-            </w:tcBorders>
-            <w:shd w:val="clear" w:color="auto" w:fill="FFFFFF"/>
-            <w:tcMar>
-              <w:top w:w="0" w:type="dxa"/>
-              <w:bottom w:w="0" w:type="dxa"/>
-              <w:left w:w="0" w:type="dxa"/>
-              <w:right w:w="0" w:type="dxa"/>
-            </w:tcMar>
-            <w:vAlign w:val="center"/>
-          </w:tcPr>
-          <w:p>
-            <w:pPr>
-              <w:jc w:val="center"/>
-              <w:pBdr>
-                <w:bottom w:val="none" w:sz="0" w:space="0" w:color="000000"/>
-                <w:top w:val="none" w:sz="0" w:space="0" w:color="000000"/>
-                <w:left w:val="none" w:sz="0" w:space="0" w:color="000000"/>
-                <w:right w:val="none" w:sz="0" w:space="0" w:color="000000"/>
-              </w:pBdr>
-              <w:spacing w:after="100" w:before="100" w:line="240"/>
-              <w:ind w:left="100" w:right="100" w:firstLine="0" w:firstLineChars="0"/>
-              <w:rPr>
-                <w:rFonts w:ascii="Arial" w:hAnsi="Arial" w:eastAsia="Arial" w:cs="Arial"/>
-                <w:i w:val="false"/>
-                <w:b w:val="false"/>
-                <w:u w:val="none"/>
-                <w:strike w:val="false"/>
-                <w:sz w:val="20"/>
-                <w:szCs w:val="20"/>
-                <w:color w:val="000000"/>
-              </w:rPr>
-            </w:pPr>
-            <w:r xmlns:w="http://schemas.openxmlformats.org/wordprocessingml/2006/main" xmlns:wp="http://schemas.openxmlformats.org/drawingml/2006/wordprocessingDrawing" xmlns:r="http://schemas.openxmlformats.org/officeDocument/2006/relationships" xmlns:w14="http://schemas.microsoft.com/office/word/2010/wordml">
-              <w:rPr>
-                <w:rFonts w:ascii="Arial" w:hAnsi="Arial" w:eastAsia="Arial" w:cs="Arial"/>
-                <w:i w:val="false"/>
-                <w:b w:val="false"/>
-                <w:u w:val="none"/>
-                <w:strike w:val="false"/>
-                <w:sz w:val="20"/>
-                <w:szCs w:val="20"/>
-                <w:color w:val="000000"/>
-              </w:rPr>
-              <w:t xml:space="preserve">(TP + TN) / (TP + TN + FP + FN)</w:t>
-            </w:r>
-          </w:p>
-        </w:tc>
-        <w:tc>
-          <w:tcPr>
-            <w:tcBorders>
-              <w:bottom w:val="none" w:sz="0" w:space="0" w:color="000000"/>
-              <w:top w:val="none" w:sz="0" w:space="0" w:color="000000"/>
-              <w:left w:val="none" w:sz="0" w:space="0" w:color="000000"/>
-              <w:right w:val="none" w:sz="0" w:space="0" w:color="000000"/>
-            </w:tcBorders>
-            <w:shd w:val="clear" w:color="auto" w:fill="FFFFFF"/>
-            <w:tcMar>
-              <w:top w:w="0" w:type="dxa"/>
-              <w:bottom w:w="0" w:type="dxa"/>
-              <w:left w:w="0" w:type="dxa"/>
-              <w:right w:w="0" w:type="dxa"/>
-            </w:tcMar>
-            <w:vAlign w:val="center"/>
-          </w:tcPr>
-          <w:p>
-            <w:pPr>
-              <w:jc w:val="left"/>
-              <w:pBdr>
-                <w:bottom w:val="none" w:sz="0" w:space="0" w:color="000000"/>
-                <w:top w:val="none" w:sz="0" w:space="0" w:color="000000"/>
-                <w:left w:val="none" w:sz="0" w:space="0" w:color="000000"/>
-                <w:right w:val="none" w:sz="0" w:space="0" w:color="000000"/>
-              </w:pBdr>
-              <w:spacing w:after="100" w:before="100" w:line="240"/>
-              <w:ind w:left="100" w:right="100" w:firstLine="0" w:firstLineChars="0"/>
-              <w:rPr>
-                <w:rFonts w:ascii="Arial" w:hAnsi="Arial" w:eastAsia="Arial" w:cs="Arial"/>
-                <w:i w:val="false"/>
-                <w:b w:val="false"/>
-                <w:u w:val="none"/>
-                <w:strike w:val="false"/>
-                <w:sz w:val="20"/>
-                <w:szCs w:val="20"/>
-                <w:color w:val="000000"/>
-              </w:rPr>
-            </w:pPr>
-            <w:r xmlns:w="http://schemas.openxmlformats.org/wordprocessingml/2006/main" xmlns:wp="http://schemas.openxmlformats.org/drawingml/2006/wordprocessingDrawing" xmlns:r="http://schemas.openxmlformats.org/officeDocument/2006/relationships" xmlns:w14="http://schemas.microsoft.com/office/word/2010/wordml">
-              <w:rPr>
-                <w:rFonts w:ascii="Arial" w:hAnsi="Arial" w:eastAsia="Arial" w:cs="Arial"/>
-                <w:i w:val="false"/>
-                <w:b w:val="false"/>
-                <w:u w:val="none"/>
-                <w:strike w:val="false"/>
-                <w:sz w:val="20"/>
-                <w:szCs w:val="20"/>
-                <w:color w:val="000000"/>
-              </w:rPr>
-              <w:t xml:space="preserve">Overall proportion of correctly classified observations.</w:t>
-            </w:r>
-          </w:p>
-        </w:tc>
-        <w:tc>
-          <w:tcPr>
-            <w:tcBorders>
-              <w:bottom w:val="none" w:sz="0" w:space="0" w:color="000000"/>
-              <w:top w:val="none" w:sz="0" w:space="0" w:color="000000"/>
-              <w:left w:val="none" w:sz="0" w:space="0" w:color="000000"/>
-              <w:right w:val="none" w:sz="0" w:space="0" w:color="000000"/>
-            </w:tcBorders>
-            <w:shd w:val="clear" w:color="auto" w:fill="FFFFFF"/>
-            <w:tcMar>
-              <w:top w:w="0" w:type="dxa"/>
-              <w:bottom w:w="0" w:type="dxa"/>
-              <w:left w:w="0" w:type="dxa"/>
-              <w:right w:w="0" w:type="dxa"/>
-            </w:tcMar>
-            <w:vAlign w:val="center"/>
-          </w:tcPr>
-          <w:p>
-            <w:pPr>
-              <w:jc w:val="left"/>
-              <w:pBdr>
-                <w:bottom w:val="none" w:sz="0" w:space="0" w:color="000000"/>
-                <w:top w:val="none" w:sz="0" w:space="0" w:color="000000"/>
-                <w:left w:val="none" w:sz="0" w:space="0" w:color="000000"/>
-                <w:right w:val="none" w:sz="0" w:space="0" w:color="000000"/>
-              </w:pBdr>
-              <w:spacing w:after="100" w:before="100" w:line="240"/>
-              <w:ind w:left="100" w:right="100" w:firstLine="0" w:firstLineChars="0"/>
-              <w:rPr>
-                <w:rFonts w:ascii="Arial" w:hAnsi="Arial" w:eastAsia="Arial" w:cs="Arial"/>
-                <w:i w:val="false"/>
-                <w:b w:val="false"/>
-                <w:u w:val="none"/>
-                <w:strike w:val="false"/>
-                <w:sz w:val="20"/>
-                <w:szCs w:val="20"/>
-                <w:color w:val="000000"/>
-              </w:rPr>
-            </w:pPr>
-            <w:r xmlns:w="http://schemas.openxmlformats.org/wordprocessingml/2006/main" xmlns:wp="http://schemas.openxmlformats.org/drawingml/2006/wordprocessingDrawing" xmlns:r="http://schemas.openxmlformats.org/officeDocument/2006/relationships" xmlns:w14="http://schemas.microsoft.com/office/word/2010/wordml">
-              <w:rPr>
-                <w:rFonts w:ascii="Arial" w:hAnsi="Arial" w:eastAsia="Arial" w:cs="Arial"/>
-                <w:i w:val="false"/>
-                <w:b w:val="false"/>
-                <w:u w:val="none"/>
-                <w:strike w:val="false"/>
-                <w:sz w:val="20"/>
-                <w:szCs w:val="20"/>
-                <w:color w:val="000000"/>
-              </w:rPr>
-              <w:t xml:space="preserve">Overall percentage of classifications consistent with the reference.</w:t>
-            </w:r>
-          </w:p>
-        </w:tc>
-      </w:tr>
-      <w:tr>
-        <w:trPr>
-          <w:trHeight w:val="584" w:hRule="auto"/>
-        </w:trPr>
-        <w:tc>
-          <w:tcPr>
-            <w:tcBorders>
-              <w:bottom w:val="none" w:sz="0" w:space="0" w:color="000000"/>
-              <w:top w:val="none" w:sz="0" w:space="0" w:color="000000"/>
-              <w:left w:val="none" w:sz="0" w:space="0" w:color="000000"/>
-              <w:right w:val="none" w:sz="0" w:space="0" w:color="000000"/>
-            </w:tcBorders>
-            <w:shd w:val="clear" w:color="auto" w:fill="FFFFFF"/>
-            <w:tcMar>
-              <w:top w:w="0" w:type="dxa"/>
-              <w:bottom w:w="0" w:type="dxa"/>
-              <w:left w:w="0" w:type="dxa"/>
-              <w:right w:w="0" w:type="dxa"/>
-            </w:tcMar>
-            <w:vAlign w:val="center"/>
-          </w:tcPr>
-          <w:p>
-            <w:pPr>
-              <w:jc w:val="left"/>
-              <w:pBdr>
-                <w:bottom w:val="none" w:sz="0" w:space="0" w:color="000000"/>
-                <w:top w:val="none" w:sz="0" w:space="0" w:color="000000"/>
-                <w:left w:val="none" w:sz="0" w:space="0" w:color="000000"/>
-                <w:right w:val="none" w:sz="0" w:space="0" w:color="000000"/>
-              </w:pBdr>
-              <w:spacing w:after="100" w:before="100" w:line="240"/>
-              <w:ind w:left="100" w:right="100" w:firstLine="0" w:firstLineChars="0"/>
-              <w:rPr>
-                <w:rFonts w:ascii="Arial" w:hAnsi="Arial" w:eastAsia="Arial" w:cs="Arial"/>
-                <w:i w:val="false"/>
-                <w:b w:val="false"/>
-                <w:u w:val="none"/>
-                <w:strike w:val="false"/>
-                <w:sz w:val="20"/>
-                <w:szCs w:val="20"/>
-                <w:color w:val="000000"/>
-              </w:rPr>
-            </w:pPr>
-            <w:r xmlns:w="http://schemas.openxmlformats.org/wordprocessingml/2006/main" xmlns:wp="http://schemas.openxmlformats.org/drawingml/2006/wordprocessingDrawing" xmlns:r="http://schemas.openxmlformats.org/officeDocument/2006/relationships" xmlns:w14="http://schemas.microsoft.com/office/word/2010/wordml">
-              <w:rPr>
-                <w:rFonts w:ascii="Arial" w:hAnsi="Arial" w:eastAsia="Arial" w:cs="Arial"/>
-                <w:i w:val="false"/>
-                <w:b w:val="false"/>
-                <w:u w:val="none"/>
-                <w:strike w:val="false"/>
-                <w:sz w:val="20"/>
-                <w:szCs w:val="20"/>
-                <w:color w:val="000000"/>
-              </w:rPr>
-              <w:t xml:space="preserve">Balanced accuracy</w:t>
-            </w:r>
-          </w:p>
-        </w:tc>
-        <w:tc>
-          <w:tcPr>
-            <w:tcBorders>
-              <w:bottom w:val="none" w:sz="0" w:space="0" w:color="000000"/>
-              <w:top w:val="none" w:sz="0" w:space="0" w:color="000000"/>
-              <w:left w:val="none" w:sz="0" w:space="0" w:color="000000"/>
-              <w:right w:val="none" w:sz="0" w:space="0" w:color="000000"/>
-            </w:tcBorders>
-            <w:shd w:val="clear" w:color="auto" w:fill="FFFFFF"/>
-            <w:tcMar>
-              <w:top w:w="0" w:type="dxa"/>
-              <w:bottom w:w="0" w:type="dxa"/>
-              <w:left w:w="0" w:type="dxa"/>
-              <w:right w:w="0" w:type="dxa"/>
-            </w:tcMar>
-            <w:vAlign w:val="center"/>
-          </w:tcPr>
-          <w:p>
-            <w:pPr>
-              <w:jc w:val="center"/>
-              <w:pBdr>
-                <w:bottom w:val="none" w:sz="0" w:space="0" w:color="000000"/>
-                <w:top w:val="none" w:sz="0" w:space="0" w:color="000000"/>
-                <w:left w:val="none" w:sz="0" w:space="0" w:color="000000"/>
-                <w:right w:val="none" w:sz="0" w:space="0" w:color="000000"/>
-              </w:pBdr>
-              <w:spacing w:after="100" w:before="100" w:line="240"/>
-              <w:ind w:left="100" w:right="100" w:firstLine="0" w:firstLineChars="0"/>
-              <w:rPr>
-                <w:rFonts w:ascii="Arial" w:hAnsi="Arial" w:eastAsia="Arial" w:cs="Arial"/>
-                <w:i w:val="false"/>
-                <w:b w:val="false"/>
-                <w:u w:val="none"/>
-                <w:strike w:val="false"/>
-                <w:sz w:val="20"/>
-                <w:szCs w:val="20"/>
-                <w:color w:val="000000"/>
-              </w:rPr>
-            </w:pPr>
-            <w:r xmlns:w="http://schemas.openxmlformats.org/wordprocessingml/2006/main" xmlns:wp="http://schemas.openxmlformats.org/drawingml/2006/wordprocessingDrawing" xmlns:r="http://schemas.openxmlformats.org/officeDocument/2006/relationships" xmlns:w14="http://schemas.microsoft.com/office/word/2010/wordml">
-              <w:rPr>
-                <w:rFonts w:ascii="Arial" w:hAnsi="Arial" w:eastAsia="Arial" w:cs="Arial"/>
-                <w:i w:val="false"/>
-                <w:b w:val="false"/>
-                <w:u w:val="none"/>
-                <w:strike w:val="false"/>
-                <w:sz w:val="20"/>
-                <w:szCs w:val="20"/>
-                <w:color w:val="000000"/>
-              </w:rPr>
-              <w:t xml:space="preserve">(Sensitivity + Specificity) / 2</w:t>
-            </w:r>
-          </w:p>
-        </w:tc>
-        <w:tc>
-          <w:tcPr>
-            <w:tcBorders>
-              <w:bottom w:val="none" w:sz="0" w:space="0" w:color="000000"/>
-              <w:top w:val="none" w:sz="0" w:space="0" w:color="000000"/>
-              <w:left w:val="none" w:sz="0" w:space="0" w:color="000000"/>
-              <w:right w:val="none" w:sz="0" w:space="0" w:color="000000"/>
-            </w:tcBorders>
-            <w:shd w:val="clear" w:color="auto" w:fill="FFFFFF"/>
-            <w:tcMar>
-              <w:top w:w="0" w:type="dxa"/>
-              <w:bottom w:w="0" w:type="dxa"/>
-              <w:left w:w="0" w:type="dxa"/>
-              <w:right w:w="0" w:type="dxa"/>
-            </w:tcMar>
-            <w:vAlign w:val="center"/>
-          </w:tcPr>
-          <w:p>
-            <w:pPr>
-              <w:jc w:val="left"/>
-              <w:pBdr>
-                <w:bottom w:val="none" w:sz="0" w:space="0" w:color="000000"/>
-                <w:top w:val="none" w:sz="0" w:space="0" w:color="000000"/>
-                <w:left w:val="none" w:sz="0" w:space="0" w:color="000000"/>
-                <w:right w:val="none" w:sz="0" w:space="0" w:color="000000"/>
-              </w:pBdr>
-              <w:spacing w:after="100" w:before="100" w:line="240"/>
-              <w:ind w:left="100" w:right="100" w:firstLine="0" w:firstLineChars="0"/>
-              <w:rPr>
-                <w:rFonts w:ascii="Arial" w:hAnsi="Arial" w:eastAsia="Arial" w:cs="Arial"/>
-                <w:i w:val="false"/>
-                <w:b w:val="false"/>
-                <w:u w:val="none"/>
-                <w:strike w:val="false"/>
-                <w:sz w:val="20"/>
-                <w:szCs w:val="20"/>
-                <w:color w:val="000000"/>
-              </w:rPr>
-            </w:pPr>
-            <w:r xmlns:w="http://schemas.openxmlformats.org/wordprocessingml/2006/main" xmlns:wp="http://schemas.openxmlformats.org/drawingml/2006/wordprocessingDrawing" xmlns:r="http://schemas.openxmlformats.org/officeDocument/2006/relationships" xmlns:w14="http://schemas.microsoft.com/office/word/2010/wordml">
-              <w:rPr>
-                <w:rFonts w:ascii="Arial" w:hAnsi="Arial" w:eastAsia="Arial" w:cs="Arial"/>
-                <w:i w:val="false"/>
-                <w:b w:val="false"/>
-                <w:u w:val="none"/>
-                <w:strike w:val="false"/>
-                <w:sz w:val="20"/>
-                <w:szCs w:val="20"/>
-                <w:color w:val="000000"/>
-              </w:rPr>
-              <w:t xml:space="preserve">Average of sensitivity and specificity.</w:t>
-            </w:r>
-          </w:p>
-        </w:tc>
-        <w:tc>
-          <w:tcPr>
-            <w:tcBorders>
-              <w:bottom w:val="none" w:sz="0" w:space="0" w:color="000000"/>
-              <w:top w:val="none" w:sz="0" w:space="0" w:color="000000"/>
-              <w:left w:val="none" w:sz="0" w:space="0" w:color="000000"/>
-              <w:right w:val="none" w:sz="0" w:space="0" w:color="000000"/>
-            </w:tcBorders>
-            <w:shd w:val="clear" w:color="auto" w:fill="FFFFFF"/>
-            <w:tcMar>
-              <w:top w:w="0" w:type="dxa"/>
-              <w:bottom w:w="0" w:type="dxa"/>
-              <w:left w:w="0" w:type="dxa"/>
-              <w:right w:w="0" w:type="dxa"/>
-            </w:tcMar>
-            <w:vAlign w:val="center"/>
-          </w:tcPr>
-          <w:p>
-            <w:pPr>
-              <w:jc w:val="left"/>
-              <w:pBdr>
-                <w:bottom w:val="none" w:sz="0" w:space="0" w:color="000000"/>
-                <w:top w:val="none" w:sz="0" w:space="0" w:color="000000"/>
-                <w:left w:val="none" w:sz="0" w:space="0" w:color="000000"/>
-                <w:right w:val="none" w:sz="0" w:space="0" w:color="000000"/>
-              </w:pBdr>
-              <w:spacing w:after="100" w:before="100" w:line="240"/>
-              <w:ind w:left="100" w:right="100" w:firstLine="0" w:firstLineChars="0"/>
-              <w:rPr>
-                <w:rFonts w:ascii="Arial" w:hAnsi="Arial" w:eastAsia="Arial" w:cs="Arial"/>
-                <w:i w:val="false"/>
-                <w:b w:val="false"/>
-                <w:u w:val="none"/>
-                <w:strike w:val="false"/>
-                <w:sz w:val="20"/>
-                <w:szCs w:val="20"/>
-                <w:color w:val="000000"/>
-              </w:rPr>
-            </w:pPr>
-            <w:r xmlns:w="http://schemas.openxmlformats.org/wordprocessingml/2006/main" xmlns:wp="http://schemas.openxmlformats.org/drawingml/2006/wordprocessingDrawing" xmlns:r="http://schemas.openxmlformats.org/officeDocument/2006/relationships" xmlns:w14="http://schemas.microsoft.com/office/word/2010/wordml">
-              <w:rPr>
-                <w:rFonts w:ascii="Arial" w:hAnsi="Arial" w:eastAsia="Arial" w:cs="Arial"/>
-                <w:i w:val="false"/>
-                <w:b w:val="false"/>
-                <w:u w:val="none"/>
-                <w:strike w:val="false"/>
-                <w:sz w:val="20"/>
-                <w:szCs w:val="20"/>
-                <w:color w:val="000000"/>
-              </w:rPr>
-              <w:t xml:space="preserve">Summarizes performance across both classes, even when they are imbalanced.</w:t>
-            </w:r>
-          </w:p>
-        </w:tc>
-      </w:tr>
-      <w:tr>
-        <w:trPr>
           <w:trHeight w:val="599" w:hRule="auto"/>
         </w:trPr>
         <w:tc>
@@ -1739,7 +1293,7 @@
                 <w:szCs w:val="20"/>
                 <w:color w:val="000000"/>
               </w:rPr>
-              <w:t xml:space="preserve">Youden's index</w:t>
+              <w:t xml:space="preserve">Negative Predictive Value (NPV)</w:t>
             </w:r>
           </w:p>
         </w:tc>
@@ -1793,7 +1347,7 @@
                 <w:szCs w:val="20"/>
                 <w:color w:val="000000"/>
               </w:rPr>
-              <w:t xml:space="preserve">Sensitivity + Specificity − 1</w:t>
+              <w:t xml:space="preserve">TN / (TN + FN)</w:t>
             </w:r>
           </w:p>
         </w:tc>
@@ -1847,7 +1401,7 @@
                 <w:szCs w:val="20"/>
                 <w:color w:val="000000"/>
               </w:rPr>
-              <w:t xml:space="preserve">Overall ability to discriminate between positive and negative observations.</w:t>
+              <w:t xml:space="preserve">Probability that a negative classification corresponds to a true negative.</w:t>
             </w:r>
           </w:p>
         </w:tc>
@@ -1901,21 +1455,130 @@
                 <w:szCs w:val="20"/>
                 <w:color w:val="000000"/>
               </w:rPr>
-              <w:t xml:space="preserve">Values close to 1 indicate excellent discriminatory performance.</w:t>
+              <w:t xml:space="preserve">Reliability of negative classifications generated by the method.</w:t>
             </w:r>
           </w:p>
         </w:tc>
       </w:tr>
     </w:tbl>
+    <w:bookmarkEnd w:id="21"/>
+    <w:bookmarkEnd w:id="22"/>
+    <w:bookmarkStart w:id="32" w:name="results"/>
+    <w:p>
+      <w:pPr>
+        <w:pStyle w:val="Heading1"/>
+      </w:pPr>
+      <w:r>
+        <w:rPr>
+          <w:rStyle w:val="SectionNumber"/>
+        </w:rPr>
+        <w:t xml:space="preserve">2</w:t>
+      </w:r>
+      <w:r>
+        <w:tab/>
+      </w:r>
+      <w:r>
+        <w:t xml:space="preserve">Results</w:t>
+      </w:r>
+    </w:p>
+    <w:bookmarkStart w:id="26" w:name="general-classification"/>
+    <w:p>
+      <w:pPr>
+        <w:pStyle w:val="Heading2"/>
+      </w:pPr>
+      <w:r>
+        <w:rPr>
+          <w:rStyle w:val="SectionNumber"/>
+        </w:rPr>
+        <w:t xml:space="preserve">2.1</w:t>
+      </w:r>
+      <w:r>
+        <w:tab/>
+      </w:r>
+      <w:r>
+        <w:t xml:space="preserve">General classification</w:t>
+      </w:r>
+    </w:p>
+    <w:p>
+      <w:pPr>
+        <w:pStyle w:val="FirstParagraph"/>
+      </w:pPr>
+      <w:r>
+        <w:drawing>
+          <wp:inline>
+            <wp:extent cx="5334000" cy="5334000"/>
+            <wp:effectExtent b="0" l="0" r="0" t="0"/>
+            <wp:docPr descr="" title="" id="24" name="Picture"/>
+            <a:graphic>
+              <a:graphicData uri="http://schemas.openxmlformats.org/drawingml/2006/picture">
+                <pic:pic>
+                  <pic:nvPicPr>
+                    <pic:cNvPr descr="relatorio_classificacao_files/relatorio_classificacao_files/figure-docx/fig1-1.png" id="25" name="Picture"/>
+                    <pic:cNvPicPr>
+                      <a:picLocks noChangeArrowheads="1" noChangeAspect="1"/>
+                    </pic:cNvPicPr>
+                  </pic:nvPicPr>
+                  <pic:blipFill>
+                    <a:blip r:embed="rId23"/>
+                    <a:stretch>
+                      <a:fillRect/>
+                    </a:stretch>
+                  </pic:blipFill>
+                  <pic:spPr bwMode="auto">
+                    <a:xfrm>
+                      <a:off x="0" y="0"/>
+                      <a:ext cx="5334000" cy="5334000"/>
+                    </a:xfrm>
+                    <a:prstGeom prst="rect">
+                      <a:avLst/>
+                    </a:prstGeom>
+                    <a:noFill/>
+                    <a:ln w="9525">
+                      <a:noFill/>
+                      <a:headEnd/>
+                      <a:tailEnd/>
+                    </a:ln>
+                  </pic:spPr>
+                </pic:pic>
+              </a:graphicData>
+            </a:graphic>
+          </wp:inline>
+        </w:drawing>
+      </w:r>
+    </w:p>
+    <w:bookmarkEnd w:id="26"/>
+    <w:bookmarkStart w:id="31" w:name="method-performance-evaluation-metrics"/>
+    <w:p>
+      <w:pPr>
+        <w:pStyle w:val="Heading2"/>
+      </w:pPr>
+      <w:r>
+        <w:rPr>
+          <w:rStyle w:val="SectionNumber"/>
+        </w:rPr>
+        <w:t xml:space="preserve">2.2</w:t>
+      </w:r>
+      <w:r>
+        <w:tab/>
+      </w:r>
+      <w:r>
+        <w:t xml:space="preserve">Method performance evaluation metrics</w:t>
+      </w:r>
+    </w:p>
     <w:p>
       <w:pPr>
         <w:pStyle w:val="TableCaption"/>
       </w:pPr>
-      <w:r>
-        <w:t xml:space="preserve">(#tab:resumo_das_metricas)</w:t>
-      </w:r>
-      <w:r>
-        <w:t xml:space="preserve">Tabela 1: Binary classification performance metrics used to evaluate nowcasting.</w:t>
+      <w:bookmarkStart w:id="27" w:name="tab:resumo-das-metricas"/>
+      <w:bookmarkEnd w:id="27"/>
+      <w:r>
+        <w:t xml:space="preserve">Table 2.1:</w:t>
+      </w:r>
+      <w:r>
+        <w:t xml:space="preserve"> </w:t>
+      </w:r>
+      <w:r>
+        <w:t xml:space="preserve">Sumamry of the method evaluation performance metrics used to evaluate nowcasting.</w:t>
       </w:r>
     </w:p>
     <w:tbl xmlns:w="http://schemas.openxmlformats.org/wordprocessingml/2006/main" xmlns:r="http://schemas.openxmlformats.org/officeDocument/2006/relationships" xmlns:w14="http://schemas.microsoft.com/office/word/2010/wordml" xmlns:wp="http://schemas.openxmlformats.org/drawingml/2006/wordprocessingDrawing" xmlns:a="http://schemas.openxmlformats.org/drawingml/2006/main" xmlns:pic="http://schemas.openxmlformats.org/drawingml/2006/picture">
@@ -2254,168 +1917,6 @@
             </w:r>
           </w:p>
         </w:tc>
-        <w:tc>
-          <w:tcPr>
-            <w:tcBorders>
-              <w:bottom w:val="single" w:sz="12" w:space="0" w:color="666666"/>
-              <w:top w:val="single" w:sz="12" w:space="0" w:color="666666"/>
-              <w:left w:val="none" w:sz="0" w:space="0" w:color="000000"/>
-              <w:right w:val="none" w:sz="0" w:space="0" w:color="000000"/>
-            </w:tcBorders>
-            <w:shd w:val="clear" w:color="auto" w:fill="FFFFFF"/>
-            <w:tcMar>
-              <w:top w:w="0" w:type="dxa"/>
-              <w:bottom w:w="0" w:type="dxa"/>
-              <w:left w:w="0" w:type="dxa"/>
-              <w:right w:w="0" w:type="dxa"/>
-            </w:tcMar>
-            <w:vAlign w:val="center"/>
-          </w:tcPr>
-          <w:p>
-            <w:pPr>
-              <w:jc w:val="center"/>
-              <w:pBdr>
-                <w:bottom w:val="none" w:sz="0" w:space="0" w:color="000000"/>
-                <w:top w:val="none" w:sz="0" w:space="0" w:color="000000"/>
-                <w:left w:val="none" w:sz="0" w:space="0" w:color="000000"/>
-                <w:right w:val="none" w:sz="0" w:space="0" w:color="000000"/>
-              </w:pBdr>
-              <w:spacing w:after="100" w:before="100" w:line="240"/>
-              <w:ind w:left="100" w:right="100" w:firstLine="0" w:firstLineChars="0"/>
-              <w:rPr>
-                <w:rFonts w:ascii="Arial" w:hAnsi="Arial" w:eastAsia="Arial" w:cs="Arial"/>
-                <w:i w:val="false"/>
-                <w:b w:val="true"/>
-                <w:u w:val="none"/>
-                <w:strike w:val="false"/>
-                <w:sz w:val="20"/>
-                <w:szCs w:val="20"/>
-                <w:color w:val="000000"/>
-              </w:rPr>
-            </w:pPr>
-            <w:r xmlns:w="http://schemas.openxmlformats.org/wordprocessingml/2006/main" xmlns:wp="http://schemas.openxmlformats.org/drawingml/2006/wordprocessingDrawing" xmlns:r="http://schemas.openxmlformats.org/officeDocument/2006/relationships" xmlns:w14="http://schemas.microsoft.com/office/word/2010/wordml">
-              <w:rPr>
-                <w:rFonts w:ascii="Arial" w:hAnsi="Arial" w:eastAsia="Arial" w:cs="Arial"/>
-                <w:i w:val="false"/>
-                <w:b w:val="true"/>
-                <w:u w:val="none"/>
-                <w:strike w:val="false"/>
-                <w:sz w:val="20"/>
-                <w:szCs w:val="20"/>
-                <w:color w:val="000000"/>
-              </w:rPr>
-              <w:t xml:space="preserve">Accuracy</w:t>
-            </w:r>
-          </w:p>
-        </w:tc>
-        <w:tc>
-          <w:tcPr>
-            <w:tcBorders>
-              <w:bottom w:val="single" w:sz="12" w:space="0" w:color="666666"/>
-              <w:top w:val="single" w:sz="12" w:space="0" w:color="666666"/>
-              <w:left w:val="none" w:sz="0" w:space="0" w:color="000000"/>
-              <w:right w:val="none" w:sz="0" w:space="0" w:color="000000"/>
-            </w:tcBorders>
-            <w:shd w:val="clear" w:color="auto" w:fill="FFFFFF"/>
-            <w:tcMar>
-              <w:top w:w="0" w:type="dxa"/>
-              <w:bottom w:w="0" w:type="dxa"/>
-              <w:left w:w="0" w:type="dxa"/>
-              <w:right w:w="0" w:type="dxa"/>
-            </w:tcMar>
-            <w:vAlign w:val="center"/>
-          </w:tcPr>
-          <w:p>
-            <w:pPr>
-              <w:jc w:val="center"/>
-              <w:pBdr>
-                <w:bottom w:val="none" w:sz="0" w:space="0" w:color="000000"/>
-                <w:top w:val="none" w:sz="0" w:space="0" w:color="000000"/>
-                <w:left w:val="none" w:sz="0" w:space="0" w:color="000000"/>
-                <w:right w:val="none" w:sz="0" w:space="0" w:color="000000"/>
-              </w:pBdr>
-              <w:spacing w:after="100" w:before="100" w:line="240"/>
-              <w:ind w:left="100" w:right="100" w:firstLine="0" w:firstLineChars="0"/>
-              <w:rPr>
-                <w:rFonts w:ascii="Arial" w:hAnsi="Arial" w:eastAsia="Arial" w:cs="Arial"/>
-                <w:i w:val="false"/>
-                <w:b w:val="true"/>
-                <w:u w:val="none"/>
-                <w:strike w:val="false"/>
-                <w:sz w:val="20"/>
-                <w:szCs w:val="20"/>
-                <w:color w:val="000000"/>
-              </w:rPr>
-            </w:pPr>
-            <w:r xmlns:w="http://schemas.openxmlformats.org/wordprocessingml/2006/main" xmlns:wp="http://schemas.openxmlformats.org/drawingml/2006/wordprocessingDrawing" xmlns:r="http://schemas.openxmlformats.org/officeDocument/2006/relationships" xmlns:w14="http://schemas.microsoft.com/office/word/2010/wordml">
-              <w:rPr>
-                <w:rFonts w:ascii="Arial" w:hAnsi="Arial" w:eastAsia="Arial" w:cs="Arial"/>
-                <w:i w:val="false"/>
-                <w:b w:val="true"/>
-                <w:u w:val="none"/>
-                <w:strike w:val="false"/>
-                <w:sz w:val="20"/>
-                <w:szCs w:val="20"/>
-                <w:color w:val="000000"/>
-              </w:rPr>
-              <w:t xml:space="preserve">BalancedAccuracy</w:t>
-            </w:r>
-          </w:p>
-        </w:tc>
-        <w:tc>
-          <w:tcPr>
-            <w:tcBorders>
-              <w:bottom w:val="single" w:sz="12" w:space="0" w:color="666666"/>
-              <w:top w:val="single" w:sz="12" w:space="0" w:color="666666"/>
-              <w:left w:val="none" w:sz="0" w:space="0" w:color="000000"/>
-              <w:right w:val="none" w:sz="0" w:space="0" w:color="000000"/>
-            </w:tcBorders>
-            <w:shd w:val="clear" w:color="auto" w:fill="FFFFFF"/>
-            <w:tcMar>
-              <w:top w:w="0" w:type="dxa"/>
-              <w:bottom w:w="0" w:type="dxa"/>
-              <w:left w:w="0" w:type="dxa"/>
-              <w:right w:w="0" w:type="dxa"/>
-            </w:tcMar>
-            <w:vAlign w:val="center"/>
-          </w:tcPr>
-          <w:p>
-            <w:pPr>
-              <w:jc w:val="center"/>
-              <w:pBdr>
-                <w:bottom w:val="none" w:sz="0" w:space="0" w:color="000000"/>
-                <w:top w:val="none" w:sz="0" w:space="0" w:color="000000"/>
-                <w:left w:val="none" w:sz="0" w:space="0" w:color="000000"/>
-                <w:right w:val="none" w:sz="0" w:space="0" w:color="000000"/>
-              </w:pBdr>
-              <w:spacing w:after="100" w:before="100" w:line="240"/>
-              <w:ind w:left="100" w:right="100" w:firstLine="0" w:firstLineChars="0"/>
-              <w:rPr>
-                <w:rFonts w:ascii="Arial" w:hAnsi="Arial" w:eastAsia="Arial" w:cs="Arial"/>
-                <w:i w:val="false"/>
-                <w:b w:val="true"/>
-                <w:u w:val="none"/>
-                <w:strike w:val="false"/>
-                <w:sz w:val="20"/>
-                <w:szCs w:val="20"/>
-                <w:color w:val="000000"/>
-              </w:rPr>
-            </w:pPr>
-            <w:r xmlns:w="http://schemas.openxmlformats.org/wordprocessingml/2006/main" xmlns:wp="http://schemas.openxmlformats.org/drawingml/2006/wordprocessingDrawing" xmlns:r="http://schemas.openxmlformats.org/officeDocument/2006/relationships" xmlns:w14="http://schemas.microsoft.com/office/word/2010/wordml">
-              <w:rPr>
-                <w:rFonts w:ascii="Arial" w:hAnsi="Arial" w:eastAsia="Arial" w:cs="Arial"/>
-                <w:i w:val="false"/>
-                <w:b w:val="true"/>
-                <w:u w:val="none"/>
-                <w:strike w:val="false"/>
-                <w:sz w:val="20"/>
-                <w:szCs w:val="20"/>
-                <w:color w:val="000000"/>
-              </w:rPr>
-              <w:t xml:space="preserve">Youden</w:t>
-            </w:r>
-          </w:p>
-        </w:tc>
       </w:tr>
       <w:tr>
         <w:trPr>
@@ -2742,168 +2243,6 @@
                 <w:color w:val="000000"/>
               </w:rPr>
               <w:t xml:space="preserve">0.9168402</w:t>
-            </w:r>
-          </w:p>
-        </w:tc>
-        <w:tc>
-          <w:tcPr>
-            <w:tcBorders>
-              <w:bottom w:val="none" w:sz="0" w:space="0" w:color="000000"/>
-              <w:top w:val="single" w:sz="12" w:space="0" w:color="666666"/>
-              <w:left w:val="none" w:sz="0" w:space="0" w:color="000000"/>
-              <w:right w:val="none" w:sz="0" w:space="0" w:color="000000"/>
-            </w:tcBorders>
-            <w:shd w:val="clear" w:color="auto" w:fill="FFFFFF"/>
-            <w:tcMar>
-              <w:top w:w="0" w:type="dxa"/>
-              <w:bottom w:w="0" w:type="dxa"/>
-              <w:left w:w="0" w:type="dxa"/>
-              <w:right w:w="0" w:type="dxa"/>
-            </w:tcMar>
-            <w:vAlign w:val="center"/>
-          </w:tcPr>
-          <w:p>
-            <w:pPr>
-              <w:jc w:val="right"/>
-              <w:pBdr>
-                <w:bottom w:val="none" w:sz="0" w:space="0" w:color="000000"/>
-                <w:top w:val="none" w:sz="0" w:space="0" w:color="000000"/>
-                <w:left w:val="none" w:sz="0" w:space="0" w:color="000000"/>
-                <w:right w:val="none" w:sz="0" w:space="0" w:color="000000"/>
-              </w:pBdr>
-              <w:spacing w:after="100" w:before="100" w:line="240"/>
-              <w:ind w:left="100" w:right="100" w:firstLine="0" w:firstLineChars="0"/>
-              <w:rPr>
-                <w:rFonts w:ascii="Arial" w:hAnsi="Arial" w:eastAsia="Arial" w:cs="Arial"/>
-                <w:i w:val="false"/>
-                <w:b w:val="false"/>
-                <w:u w:val="none"/>
-                <w:strike w:val="false"/>
-                <w:sz w:val="20"/>
-                <w:szCs w:val="20"/>
-                <w:color w:val="000000"/>
-              </w:rPr>
-            </w:pPr>
-            <w:r xmlns:w="http://schemas.openxmlformats.org/wordprocessingml/2006/main" xmlns:wp="http://schemas.openxmlformats.org/drawingml/2006/wordprocessingDrawing" xmlns:r="http://schemas.openxmlformats.org/officeDocument/2006/relationships" xmlns:w14="http://schemas.microsoft.com/office/word/2010/wordml">
-              <w:rPr>
-                <w:rFonts w:ascii="Arial" w:hAnsi="Arial" w:eastAsia="Arial" w:cs="Arial"/>
-                <w:i w:val="false"/>
-                <w:b w:val="false"/>
-                <w:u w:val="none"/>
-                <w:strike w:val="false"/>
-                <w:sz w:val="20"/>
-                <w:szCs w:val="20"/>
-                <w:color w:val="000000"/>
-              </w:rPr>
-              <w:t xml:space="preserve">0.8515406</w:t>
-            </w:r>
-          </w:p>
-        </w:tc>
-        <w:tc>
-          <w:tcPr>
-            <w:tcBorders>
-              <w:bottom w:val="none" w:sz="0" w:space="0" w:color="000000"/>
-              <w:top w:val="single" w:sz="12" w:space="0" w:color="666666"/>
-              <w:left w:val="none" w:sz="0" w:space="0" w:color="000000"/>
-              <w:right w:val="none" w:sz="0" w:space="0" w:color="000000"/>
-            </w:tcBorders>
-            <w:shd w:val="clear" w:color="auto" w:fill="FFFFFF"/>
-            <w:tcMar>
-              <w:top w:w="0" w:type="dxa"/>
-              <w:bottom w:w="0" w:type="dxa"/>
-              <w:left w:w="0" w:type="dxa"/>
-              <w:right w:w="0" w:type="dxa"/>
-            </w:tcMar>
-            <w:vAlign w:val="center"/>
-          </w:tcPr>
-          <w:p>
-            <w:pPr>
-              <w:jc w:val="right"/>
-              <w:pBdr>
-                <w:bottom w:val="none" w:sz="0" w:space="0" w:color="000000"/>
-                <w:top w:val="none" w:sz="0" w:space="0" w:color="000000"/>
-                <w:left w:val="none" w:sz="0" w:space="0" w:color="000000"/>
-                <w:right w:val="none" w:sz="0" w:space="0" w:color="000000"/>
-              </w:pBdr>
-              <w:spacing w:after="100" w:before="100" w:line="240"/>
-              <w:ind w:left="100" w:right="100" w:firstLine="0" w:firstLineChars="0"/>
-              <w:rPr>
-                <w:rFonts w:ascii="Arial" w:hAnsi="Arial" w:eastAsia="Arial" w:cs="Arial"/>
-                <w:i w:val="false"/>
-                <w:b w:val="false"/>
-                <w:u w:val="none"/>
-                <w:strike w:val="false"/>
-                <w:sz w:val="20"/>
-                <w:szCs w:val="20"/>
-                <w:color w:val="000000"/>
-              </w:rPr>
-            </w:pPr>
-            <w:r xmlns:w="http://schemas.openxmlformats.org/wordprocessingml/2006/main" xmlns:wp="http://schemas.openxmlformats.org/drawingml/2006/wordprocessingDrawing" xmlns:r="http://schemas.openxmlformats.org/officeDocument/2006/relationships" xmlns:w14="http://schemas.microsoft.com/office/word/2010/wordml">
-              <w:rPr>
-                <w:rFonts w:ascii="Arial" w:hAnsi="Arial" w:eastAsia="Arial" w:cs="Arial"/>
-                <w:i w:val="false"/>
-                <w:b w:val="false"/>
-                <w:u w:val="none"/>
-                <w:strike w:val="false"/>
-                <w:sz w:val="20"/>
-                <w:szCs w:val="20"/>
-                <w:color w:val="000000"/>
-              </w:rPr>
-              <w:t xml:space="preserve">0.7757519</w:t>
-            </w:r>
-          </w:p>
-        </w:tc>
-        <w:tc>
-          <w:tcPr>
-            <w:tcBorders>
-              <w:bottom w:val="none" w:sz="0" w:space="0" w:color="000000"/>
-              <w:top w:val="single" w:sz="12" w:space="0" w:color="666666"/>
-              <w:left w:val="none" w:sz="0" w:space="0" w:color="000000"/>
-              <w:right w:val="none" w:sz="0" w:space="0" w:color="000000"/>
-            </w:tcBorders>
-            <w:shd w:val="clear" w:color="auto" w:fill="FFFFFF"/>
-            <w:tcMar>
-              <w:top w:w="0" w:type="dxa"/>
-              <w:bottom w:w="0" w:type="dxa"/>
-              <w:left w:w="0" w:type="dxa"/>
-              <w:right w:w="0" w:type="dxa"/>
-            </w:tcMar>
-            <w:vAlign w:val="center"/>
-          </w:tcPr>
-          <w:p>
-            <w:pPr>
-              <w:jc w:val="right"/>
-              <w:pBdr>
-                <w:bottom w:val="none" w:sz="0" w:space="0" w:color="000000"/>
-                <w:top w:val="none" w:sz="0" w:space="0" w:color="000000"/>
-                <w:left w:val="none" w:sz="0" w:space="0" w:color="000000"/>
-                <w:right w:val="none" w:sz="0" w:space="0" w:color="000000"/>
-              </w:pBdr>
-              <w:spacing w:after="100" w:before="100" w:line="240"/>
-              <w:ind w:left="100" w:right="100" w:firstLine="0" w:firstLineChars="0"/>
-              <w:rPr>
-                <w:rFonts w:ascii="Arial" w:hAnsi="Arial" w:eastAsia="Arial" w:cs="Arial"/>
-                <w:i w:val="false"/>
-                <w:b w:val="false"/>
-                <w:u w:val="none"/>
-                <w:strike w:val="false"/>
-                <w:sz w:val="20"/>
-                <w:szCs w:val="20"/>
-                <w:color w:val="000000"/>
-              </w:rPr>
-            </w:pPr>
-            <w:r xmlns:w="http://schemas.openxmlformats.org/wordprocessingml/2006/main" xmlns:wp="http://schemas.openxmlformats.org/drawingml/2006/wordprocessingDrawing" xmlns:r="http://schemas.openxmlformats.org/officeDocument/2006/relationships" xmlns:w14="http://schemas.microsoft.com/office/word/2010/wordml">
-              <w:rPr>
-                <w:rFonts w:ascii="Arial" w:hAnsi="Arial" w:eastAsia="Arial" w:cs="Arial"/>
-                <w:i w:val="false"/>
-                <w:b w:val="false"/>
-                <w:u w:val="none"/>
-                <w:strike w:val="false"/>
-                <w:sz w:val="20"/>
-                <w:szCs w:val="20"/>
-                <w:color w:val="000000"/>
-              </w:rPr>
-              <w:t xml:space="preserve">0.5515038</w:t>
             </w:r>
           </w:p>
         </w:tc>
@@ -3236,168 +2575,6 @@
             </w:r>
           </w:p>
         </w:tc>
-        <w:tc>
-          <w:tcPr>
-            <w:tcBorders>
-              <w:bottom w:val="none" w:sz="0" w:space="0" w:color="000000"/>
-              <w:top w:val="none" w:sz="0" w:space="0" w:color="000000"/>
-              <w:left w:val="none" w:sz="0" w:space="0" w:color="000000"/>
-              <w:right w:val="none" w:sz="0" w:space="0" w:color="000000"/>
-            </w:tcBorders>
-            <w:shd w:val="clear" w:color="auto" w:fill="FFFFFF"/>
-            <w:tcMar>
-              <w:top w:w="0" w:type="dxa"/>
-              <w:bottom w:w="0" w:type="dxa"/>
-              <w:left w:w="0" w:type="dxa"/>
-              <w:right w:w="0" w:type="dxa"/>
-            </w:tcMar>
-            <w:vAlign w:val="center"/>
-          </w:tcPr>
-          <w:p>
-            <w:pPr>
-              <w:jc w:val="right"/>
-              <w:pBdr>
-                <w:bottom w:val="none" w:sz="0" w:space="0" w:color="000000"/>
-                <w:top w:val="none" w:sz="0" w:space="0" w:color="000000"/>
-                <w:left w:val="none" w:sz="0" w:space="0" w:color="000000"/>
-                <w:right w:val="none" w:sz="0" w:space="0" w:color="000000"/>
-              </w:pBdr>
-              <w:spacing w:after="100" w:before="100" w:line="240"/>
-              <w:ind w:left="100" w:right="100" w:firstLine="0" w:firstLineChars="0"/>
-              <w:rPr>
-                <w:rFonts w:ascii="Arial" w:hAnsi="Arial" w:eastAsia="Arial" w:cs="Arial"/>
-                <w:i w:val="false"/>
-                <w:b w:val="false"/>
-                <w:u w:val="none"/>
-                <w:strike w:val="false"/>
-                <w:sz w:val="20"/>
-                <w:szCs w:val="20"/>
-                <w:color w:val="000000"/>
-              </w:rPr>
-            </w:pPr>
-            <w:r xmlns:w="http://schemas.openxmlformats.org/wordprocessingml/2006/main" xmlns:wp="http://schemas.openxmlformats.org/drawingml/2006/wordprocessingDrawing" xmlns:r="http://schemas.openxmlformats.org/officeDocument/2006/relationships" xmlns:w14="http://schemas.microsoft.com/office/word/2010/wordml">
-              <w:rPr>
-                <w:rFonts w:ascii="Arial" w:hAnsi="Arial" w:eastAsia="Arial" w:cs="Arial"/>
-                <w:i w:val="false"/>
-                <w:b w:val="false"/>
-                <w:u w:val="none"/>
-                <w:strike w:val="false"/>
-                <w:sz w:val="20"/>
-                <w:szCs w:val="20"/>
-                <w:color w:val="000000"/>
-              </w:rPr>
-              <w:t xml:space="preserve">0.8725490</w:t>
-            </w:r>
-          </w:p>
-        </w:tc>
-        <w:tc>
-          <w:tcPr>
-            <w:tcBorders>
-              <w:bottom w:val="none" w:sz="0" w:space="0" w:color="000000"/>
-              <w:top w:val="none" w:sz="0" w:space="0" w:color="000000"/>
-              <w:left w:val="none" w:sz="0" w:space="0" w:color="000000"/>
-              <w:right w:val="none" w:sz="0" w:space="0" w:color="000000"/>
-            </w:tcBorders>
-            <w:shd w:val="clear" w:color="auto" w:fill="FFFFFF"/>
-            <w:tcMar>
-              <w:top w:w="0" w:type="dxa"/>
-              <w:bottom w:w="0" w:type="dxa"/>
-              <w:left w:w="0" w:type="dxa"/>
-              <w:right w:w="0" w:type="dxa"/>
-            </w:tcMar>
-            <w:vAlign w:val="center"/>
-          </w:tcPr>
-          <w:p>
-            <w:pPr>
-              <w:jc w:val="right"/>
-              <w:pBdr>
-                <w:bottom w:val="none" w:sz="0" w:space="0" w:color="000000"/>
-                <w:top w:val="none" w:sz="0" w:space="0" w:color="000000"/>
-                <w:left w:val="none" w:sz="0" w:space="0" w:color="000000"/>
-                <w:right w:val="none" w:sz="0" w:space="0" w:color="000000"/>
-              </w:pBdr>
-              <w:spacing w:after="100" w:before="100" w:line="240"/>
-              <w:ind w:left="100" w:right="100" w:firstLine="0" w:firstLineChars="0"/>
-              <w:rPr>
-                <w:rFonts w:ascii="Arial" w:hAnsi="Arial" w:eastAsia="Arial" w:cs="Arial"/>
-                <w:i w:val="false"/>
-                <w:b w:val="false"/>
-                <w:u w:val="none"/>
-                <w:strike w:val="false"/>
-                <w:sz w:val="20"/>
-                <w:szCs w:val="20"/>
-                <w:color w:val="000000"/>
-              </w:rPr>
-            </w:pPr>
-            <w:r xmlns:w="http://schemas.openxmlformats.org/wordprocessingml/2006/main" xmlns:wp="http://schemas.openxmlformats.org/drawingml/2006/wordprocessingDrawing" xmlns:r="http://schemas.openxmlformats.org/officeDocument/2006/relationships" xmlns:w14="http://schemas.microsoft.com/office/word/2010/wordml">
-              <w:rPr>
-                <w:rFonts w:ascii="Arial" w:hAnsi="Arial" w:eastAsia="Arial" w:cs="Arial"/>
-                <w:i w:val="false"/>
-                <w:b w:val="false"/>
-                <w:u w:val="none"/>
-                <w:strike w:val="false"/>
-                <w:sz w:val="20"/>
-                <w:szCs w:val="20"/>
-                <w:color w:val="000000"/>
-              </w:rPr>
-              <w:t xml:space="preserve">0.8182219</w:t>
-            </w:r>
-          </w:p>
-        </w:tc>
-        <w:tc>
-          <w:tcPr>
-            <w:tcBorders>
-              <w:bottom w:val="none" w:sz="0" w:space="0" w:color="000000"/>
-              <w:top w:val="none" w:sz="0" w:space="0" w:color="000000"/>
-              <w:left w:val="none" w:sz="0" w:space="0" w:color="000000"/>
-              <w:right w:val="none" w:sz="0" w:space="0" w:color="000000"/>
-            </w:tcBorders>
-            <w:shd w:val="clear" w:color="auto" w:fill="FFFFFF"/>
-            <w:tcMar>
-              <w:top w:w="0" w:type="dxa"/>
-              <w:bottom w:w="0" w:type="dxa"/>
-              <w:left w:w="0" w:type="dxa"/>
-              <w:right w:w="0" w:type="dxa"/>
-            </w:tcMar>
-            <w:vAlign w:val="center"/>
-          </w:tcPr>
-          <w:p>
-            <w:pPr>
-              <w:jc w:val="right"/>
-              <w:pBdr>
-                <w:bottom w:val="none" w:sz="0" w:space="0" w:color="000000"/>
-                <w:top w:val="none" w:sz="0" w:space="0" w:color="000000"/>
-                <w:left w:val="none" w:sz="0" w:space="0" w:color="000000"/>
-                <w:right w:val="none" w:sz="0" w:space="0" w:color="000000"/>
-              </w:pBdr>
-              <w:spacing w:after="100" w:before="100" w:line="240"/>
-              <w:ind w:left="100" w:right="100" w:firstLine="0" w:firstLineChars="0"/>
-              <w:rPr>
-                <w:rFonts w:ascii="Arial" w:hAnsi="Arial" w:eastAsia="Arial" w:cs="Arial"/>
-                <w:i w:val="false"/>
-                <w:b w:val="false"/>
-                <w:u w:val="none"/>
-                <w:strike w:val="false"/>
-                <w:sz w:val="20"/>
-                <w:szCs w:val="20"/>
-                <w:color w:val="000000"/>
-              </w:rPr>
-            </w:pPr>
-            <w:r xmlns:w="http://schemas.openxmlformats.org/wordprocessingml/2006/main" xmlns:wp="http://schemas.openxmlformats.org/drawingml/2006/wordprocessingDrawing" xmlns:r="http://schemas.openxmlformats.org/officeDocument/2006/relationships" xmlns:w14="http://schemas.microsoft.com/office/word/2010/wordml">
-              <w:rPr>
-                <w:rFonts w:ascii="Arial" w:hAnsi="Arial" w:eastAsia="Arial" w:cs="Arial"/>
-                <w:i w:val="false"/>
-                <w:b w:val="false"/>
-                <w:u w:val="none"/>
-                <w:strike w:val="false"/>
-                <w:sz w:val="20"/>
-                <w:szCs w:val="20"/>
-                <w:color w:val="000000"/>
-              </w:rPr>
-              <w:t xml:space="preserve">0.6364439</w:t>
-            </w:r>
-          </w:p>
-        </w:tc>
       </w:tr>
       <w:tr>
         <w:trPr>
@@ -3727,168 +2904,6 @@
             </w:r>
           </w:p>
         </w:tc>
-        <w:tc>
-          <w:tcPr>
-            <w:tcBorders>
-              <w:bottom w:val="single" w:sz="12" w:space="0" w:color="666666"/>
-              <w:top w:val="none" w:sz="0" w:space="0" w:color="000000"/>
-              <w:left w:val="none" w:sz="0" w:space="0" w:color="000000"/>
-              <w:right w:val="none" w:sz="0" w:space="0" w:color="000000"/>
-            </w:tcBorders>
-            <w:shd w:val="clear" w:color="auto" w:fill="FFFFFF"/>
-            <w:tcMar>
-              <w:top w:w="0" w:type="dxa"/>
-              <w:bottom w:w="0" w:type="dxa"/>
-              <w:left w:w="0" w:type="dxa"/>
-              <w:right w:w="0" w:type="dxa"/>
-            </w:tcMar>
-            <w:vAlign w:val="center"/>
-          </w:tcPr>
-          <w:p>
-            <w:pPr>
-              <w:jc w:val="right"/>
-              <w:pBdr>
-                <w:bottom w:val="none" w:sz="0" w:space="0" w:color="000000"/>
-                <w:top w:val="none" w:sz="0" w:space="0" w:color="000000"/>
-                <w:left w:val="none" w:sz="0" w:space="0" w:color="000000"/>
-                <w:right w:val="none" w:sz="0" w:space="0" w:color="000000"/>
-              </w:pBdr>
-              <w:spacing w:after="100" w:before="100" w:line="240"/>
-              <w:ind w:left="100" w:right="100" w:firstLine="0" w:firstLineChars="0"/>
-              <w:rPr>
-                <w:rFonts w:ascii="Arial" w:hAnsi="Arial" w:eastAsia="Arial" w:cs="Arial"/>
-                <w:i w:val="false"/>
-                <w:b w:val="false"/>
-                <w:u w:val="none"/>
-                <w:strike w:val="false"/>
-                <w:sz w:val="20"/>
-                <w:szCs w:val="20"/>
-                <w:color w:val="000000"/>
-              </w:rPr>
-            </w:pPr>
-            <w:r xmlns:w="http://schemas.openxmlformats.org/wordprocessingml/2006/main" xmlns:wp="http://schemas.openxmlformats.org/drawingml/2006/wordprocessingDrawing" xmlns:r="http://schemas.openxmlformats.org/officeDocument/2006/relationships" xmlns:w14="http://schemas.microsoft.com/office/word/2010/wordml">
-              <w:rPr>
-                <w:rFonts w:ascii="Arial" w:hAnsi="Arial" w:eastAsia="Arial" w:cs="Arial"/>
-                <w:i w:val="false"/>
-                <w:b w:val="false"/>
-                <w:u w:val="none"/>
-                <w:strike w:val="false"/>
-                <w:sz w:val="20"/>
-                <w:szCs w:val="20"/>
-                <w:color w:val="000000"/>
-              </w:rPr>
-              <w:t xml:space="preserve">0.8506069</w:t>
-            </w:r>
-          </w:p>
-        </w:tc>
-        <w:tc>
-          <w:tcPr>
-            <w:tcBorders>
-              <w:bottom w:val="single" w:sz="12" w:space="0" w:color="666666"/>
-              <w:top w:val="none" w:sz="0" w:space="0" w:color="000000"/>
-              <w:left w:val="none" w:sz="0" w:space="0" w:color="000000"/>
-              <w:right w:val="none" w:sz="0" w:space="0" w:color="000000"/>
-            </w:tcBorders>
-            <w:shd w:val="clear" w:color="auto" w:fill="FFFFFF"/>
-            <w:tcMar>
-              <w:top w:w="0" w:type="dxa"/>
-              <w:bottom w:w="0" w:type="dxa"/>
-              <w:left w:w="0" w:type="dxa"/>
-              <w:right w:w="0" w:type="dxa"/>
-            </w:tcMar>
-            <w:vAlign w:val="center"/>
-          </w:tcPr>
-          <w:p>
-            <w:pPr>
-              <w:jc w:val="right"/>
-              <w:pBdr>
-                <w:bottom w:val="none" w:sz="0" w:space="0" w:color="000000"/>
-                <w:top w:val="none" w:sz="0" w:space="0" w:color="000000"/>
-                <w:left w:val="none" w:sz="0" w:space="0" w:color="000000"/>
-                <w:right w:val="none" w:sz="0" w:space="0" w:color="000000"/>
-              </w:pBdr>
-              <w:spacing w:after="100" w:before="100" w:line="240"/>
-              <w:ind w:left="100" w:right="100" w:firstLine="0" w:firstLineChars="0"/>
-              <w:rPr>
-                <w:rFonts w:ascii="Arial" w:hAnsi="Arial" w:eastAsia="Arial" w:cs="Arial"/>
-                <w:i w:val="false"/>
-                <w:b w:val="false"/>
-                <w:u w:val="none"/>
-                <w:strike w:val="false"/>
-                <w:sz w:val="20"/>
-                <w:szCs w:val="20"/>
-                <w:color w:val="000000"/>
-              </w:rPr>
-            </w:pPr>
-            <w:r xmlns:w="http://schemas.openxmlformats.org/wordprocessingml/2006/main" xmlns:wp="http://schemas.openxmlformats.org/drawingml/2006/wordprocessingDrawing" xmlns:r="http://schemas.openxmlformats.org/officeDocument/2006/relationships" xmlns:w14="http://schemas.microsoft.com/office/word/2010/wordml">
-              <w:rPr>
-                <w:rFonts w:ascii="Arial" w:hAnsi="Arial" w:eastAsia="Arial" w:cs="Arial"/>
-                <w:i w:val="false"/>
-                <w:b w:val="false"/>
-                <w:u w:val="none"/>
-                <w:strike w:val="false"/>
-                <w:sz w:val="20"/>
-                <w:szCs w:val="20"/>
-                <w:color w:val="000000"/>
-              </w:rPr>
-              <w:t xml:space="preserve">0.9507071</w:t>
-            </w:r>
-          </w:p>
-        </w:tc>
-        <w:tc>
-          <w:tcPr>
-            <w:tcBorders>
-              <w:bottom w:val="single" w:sz="12" w:space="0" w:color="666666"/>
-              <w:top w:val="none" w:sz="0" w:space="0" w:color="000000"/>
-              <w:left w:val="none" w:sz="0" w:space="0" w:color="000000"/>
-              <w:right w:val="none" w:sz="0" w:space="0" w:color="000000"/>
-            </w:tcBorders>
-            <w:shd w:val="clear" w:color="auto" w:fill="FFFFFF"/>
-            <w:tcMar>
-              <w:top w:w="0" w:type="dxa"/>
-              <w:bottom w:w="0" w:type="dxa"/>
-              <w:left w:w="0" w:type="dxa"/>
-              <w:right w:w="0" w:type="dxa"/>
-            </w:tcMar>
-            <w:vAlign w:val="center"/>
-          </w:tcPr>
-          <w:p>
-            <w:pPr>
-              <w:jc w:val="right"/>
-              <w:pBdr>
-                <w:bottom w:val="none" w:sz="0" w:space="0" w:color="000000"/>
-                <w:top w:val="none" w:sz="0" w:space="0" w:color="000000"/>
-                <w:left w:val="none" w:sz="0" w:space="0" w:color="000000"/>
-                <w:right w:val="none" w:sz="0" w:space="0" w:color="000000"/>
-              </w:pBdr>
-              <w:spacing w:after="100" w:before="100" w:line="240"/>
-              <w:ind w:left="100" w:right="100" w:firstLine="0" w:firstLineChars="0"/>
-              <w:rPr>
-                <w:rFonts w:ascii="Arial" w:hAnsi="Arial" w:eastAsia="Arial" w:cs="Arial"/>
-                <w:i w:val="false"/>
-                <w:b w:val="false"/>
-                <w:u w:val="none"/>
-                <w:strike w:val="false"/>
-                <w:sz w:val="20"/>
-                <w:szCs w:val="20"/>
-                <w:color w:val="000000"/>
-              </w:rPr>
-            </w:pPr>
-            <w:r xmlns:w="http://schemas.openxmlformats.org/wordprocessingml/2006/main" xmlns:wp="http://schemas.openxmlformats.org/drawingml/2006/wordprocessingDrawing" xmlns:r="http://schemas.openxmlformats.org/officeDocument/2006/relationships" xmlns:w14="http://schemas.microsoft.com/office/word/2010/wordml">
-              <w:rPr>
-                <w:rFonts w:ascii="Arial" w:hAnsi="Arial" w:eastAsia="Arial" w:cs="Arial"/>
-                <w:i w:val="false"/>
-                <w:b w:val="false"/>
-                <w:u w:val="none"/>
-                <w:strike w:val="false"/>
-                <w:sz w:val="20"/>
-                <w:szCs w:val="20"/>
-                <w:color w:val="000000"/>
-              </w:rPr>
-              <w:t xml:space="preserve">0.9014141</w:t>
-            </w:r>
-          </w:p>
-        </w:tc>
       </w:tr>
     </w:tbl>
     <w:p>
@@ -3900,18 +2915,18 @@
           <wp:inline>
             <wp:extent cx="5334000" cy="3810000"/>
             <wp:effectExtent b="0" l="0" r="0" t="0"/>
-            <wp:docPr descr="" title="" id="22" name="Picture"/>
+            <wp:docPr descr="" title="" id="29" name="Picture"/>
             <a:graphic>
               <a:graphicData uri="http://schemas.openxmlformats.org/drawingml/2006/picture">
                 <pic:pic>
                   <pic:nvPicPr>
-                    <pic:cNvPr descr="relatorio_classificacao_files/relatorio_classificacao_files/figure-docx/graficos-1.png" id="23" name="Picture"/>
+                    <pic:cNvPr descr="relatorio_classificacao_files/relatorio_classificacao_files/figure-docx/graficos-1.png" id="30" name="Picture"/>
                     <pic:cNvPicPr>
                       <a:picLocks noChangeArrowheads="1" noChangeAspect="1"/>
                     </pic:cNvPicPr>
                   </pic:nvPicPr>
                   <pic:blipFill>
-                    <a:blip r:embed="rId21"/>
+                    <a:blip r:embed="rId28"/>
                     <a:stretch>
                       <a:fillRect/>
                     </a:stretch>
@@ -3938,8 +2953,8 @@
         </w:drawing>
       </w:r>
     </w:p>
-    <w:bookmarkEnd w:id="24"/>
-    <w:bookmarkEnd w:id="25"/>
+    <w:bookmarkEnd w:id="31"/>
+    <w:bookmarkEnd w:id="32"/>
     <w:sectPr/>
   </w:body>
 </w:document>
@@ -4046,8 +3061,114 @@
       </w:pPr>
     </w:lvl>
   </w:abstractNum>
+  <w:abstractNum w:abstractNumId="991">
+    <w:nsid w:val="0000A991"/>
+    <w:multiLevelType w:val="multilevel"/>
+    <w:lvl w:ilvl="0">
+      <w:numFmt w:val="bullet"/>
+      <w:lvlText w:val=""/>
+      <w:lvlJc w:val="left"/>
+      <w:pPr>
+        <w:ind w:left="720" w:hanging="360"/>
+      </w:pPr>
+      <w:rPr>
+        <w:rFonts w:ascii="Symbol" w:hAnsi="Symbol" w:cs="Symbol" w:hint="default"/>
+      </w:rPr>
+    </w:lvl>
+    <w:lvl w:ilvl="1">
+      <w:numFmt w:val="bullet"/>
+      <w:lvlText w:val="o"/>
+      <w:lvlJc w:val="left"/>
+      <w:pPr>
+        <w:ind w:left="1440" w:hanging="360"/>
+      </w:pPr>
+      <w:rPr>
+        <w:rFonts w:ascii="Courier New" w:hAnsi="Courier New" w:cs="Courier New" w:hint="default"/>
+      </w:rPr>
+    </w:lvl>
+    <w:lvl w:ilvl="2">
+      <w:numFmt w:val="bullet"/>
+      <w:lvlText w:val=""/>
+      <w:lvlJc w:val="left"/>
+      <w:pPr>
+        <w:ind w:left="2160" w:hanging="360"/>
+      </w:pPr>
+      <w:rPr>
+        <w:rFonts w:ascii="Wingdings" w:hAnsi="Wingdings" w:cs="Wingdings" w:hint="default"/>
+      </w:rPr>
+    </w:lvl>
+    <w:lvl w:ilvl="3">
+      <w:numFmt w:val="bullet"/>
+      <w:lvlText w:val=""/>
+      <w:lvlJc w:val="left"/>
+      <w:pPr>
+        <w:ind w:left="2880" w:hanging="360"/>
+      </w:pPr>
+      <w:rPr>
+        <w:rFonts w:ascii="Symbol" w:hAnsi="Symbol" w:cs="Symbol" w:hint="default"/>
+      </w:rPr>
+    </w:lvl>
+    <w:lvl w:ilvl="4">
+      <w:numFmt w:val="bullet"/>
+      <w:lvlText w:val="o"/>
+      <w:lvlJc w:val="left"/>
+      <w:pPr>
+        <w:ind w:left="3600" w:hanging="360"/>
+      </w:pPr>
+      <w:rPr>
+        <w:rFonts w:ascii="Courier New" w:hAnsi="Courier New" w:cs="Courier New" w:hint="default"/>
+      </w:rPr>
+    </w:lvl>
+    <w:lvl w:ilvl="5">
+      <w:numFmt w:val="bullet"/>
+      <w:lvlText w:val=""/>
+      <w:lvlJc w:val="left"/>
+      <w:pPr>
+        <w:ind w:left="4320" w:hanging="360"/>
+      </w:pPr>
+      <w:rPr>
+        <w:rFonts w:ascii="Wingdings" w:hAnsi="Wingdings" w:cs="Wingdings" w:hint="default"/>
+      </w:rPr>
+    </w:lvl>
+    <w:lvl w:ilvl="6">
+      <w:numFmt w:val="bullet"/>
+      <w:lvlText w:val=""/>
+      <w:lvlJc w:val="left"/>
+      <w:pPr>
+        <w:ind w:left="5040" w:hanging="360"/>
+      </w:pPr>
+      <w:rPr>
+        <w:rFonts w:ascii="Symbol" w:hAnsi="Symbol" w:cs="Symbol" w:hint="default"/>
+      </w:rPr>
+    </w:lvl>
+    <w:lvl w:ilvl="7">
+      <w:numFmt w:val="bullet"/>
+      <w:lvlText w:val="o"/>
+      <w:lvlJc w:val="left"/>
+      <w:pPr>
+        <w:ind w:left="5760" w:hanging="360"/>
+      </w:pPr>
+      <w:rPr>
+        <w:rFonts w:ascii="Courier New" w:hAnsi="Courier New" w:cs="Courier New" w:hint="default"/>
+      </w:rPr>
+    </w:lvl>
+    <w:lvl w:ilvl="8">
+      <w:numFmt w:val="bullet"/>
+      <w:lvlText w:val=""/>
+      <w:lvlJc w:val="left"/>
+      <w:pPr>
+        <w:ind w:left="6480" w:hanging="360"/>
+      </w:pPr>
+      <w:rPr>
+        <w:rFonts w:ascii="Wingdings" w:hAnsi="Wingdings" w:cs="Wingdings" w:hint="default"/>
+      </w:rPr>
+    </w:lvl>
+  </w:abstractNum>
   <w:num w:numId="1000">
     <w:abstractNumId w:val="990"/>
+  </w:num>
+  <w:num w:numId="1001">
+    <w:abstractNumId w:val="991"/>
   </w:num>
 </w:numbering>
 </file>
